--- a/중국어_대화문/3부_docx/3부_07화_밤의_노크.docx
+++ b/중국어_대화문/3부_docx/3부_07화_밤의_노크.docx
@@ -91,7 +91,7 @@
         <w:t>李雨彤:</w:t>
       </w:r>
       <w:r>
-        <w:t xml:space="preserve"> 谢谢苏老师。(抬头看她) 苏老师，你的手在抖。</w:t>
+        <w:t xml:space="preserve"> 谢谢苏老师。(抬头看她) 苏老师，您的手在抖。</w:t>
       </w:r>
     </w:p>
     <w:p>
@@ -216,7 +216,7 @@
     </w:p>
     <w:p>
       <w:r>
-        <w:t>(李雨彤把自己那杯茶往中间推了推，没说话。窗外，钟老板的脚步声从楼梯口传上来，隔着门问：“苏律师，我楼下的灯泡换了啊，亮不亮？”)</w:t>
+        <w:t>(李雨彤把自己那杯茶往中间推了推，没说话。门外，钟老板的脚步声从楼梯口传上来，隔着门问：“苏律师，我楼下的灯泡换了啊，亮不亮？”)</w:t>
       </w:r>
     </w:p>
     <w:p>
@@ -496,7 +496,7 @@
         <w:t>苏敏:</w:t>
       </w:r>
       <w:r>
-        <w:t xml:space="preserve"> 余大哥，您来当面还，已经是做得对的事了。</w:t>
+        <w:t xml:space="preserve"> 余大哥，您肯当面来还，就已经做得很对了。</w:t>
       </w:r>
     </w:p>
     <w:p>
@@ -585,7 +585,7 @@
         <w:t>苏敏:</w:t>
       </w:r>
       <w:r>
-        <w:t xml:space="preserve"> 三百一十几。(把笔放下，揉眼睛) 我们花了一个月，才收到的那些。</w:t>
+        <w:t xml:space="preserve"> 三百一十几。(把笔放下，揉眼睛) 我们花了一个月，才收上来的那些。</w:t>
       </w:r>
     </w:p>
     <w:p>
@@ -787,7 +787,7 @@
         <w:t>苏敏:</w:t>
       </w:r>
       <w:r>
-        <w:t xml:space="preserve"> 杜警官，你是路过，还是特意来的？</w:t>
+        <w:t xml:space="preserve"> 杜警官，您是路过，还是特意来的？</w:t>
       </w:r>
     </w:p>
     <w:p>
@@ -891,7 +891,7 @@
         <w:t>杜建平:</w:t>
       </w:r>
       <w:r>
-        <w:t xml:space="preserve"> 不一定是“他们”。(看着他) 这就是难的地方。也可能是水投的哪个承包商，想讨好谁。也可能是哪个想在上面面前表现的乡镇干部。没有人下令，每个人都以为别人下了令。</w:t>
+        <w:t xml:space="preserve"> 不一定是“他们”。(看着他) 这就是难的地方。也可能是水投的哪个承包商，想讨好谁。也可能是哪个想在上头面前表现的乡镇干部。没有人下令，每个人都以为别人下了令。</w:t>
       </w:r>
     </w:p>
     <w:p>
@@ -918,7 +918,7 @@
         <w:t>苏敏:</w:t>
       </w:r>
       <w:r>
-        <w:t xml:space="preserve"> 杜警官，这样你会有麻烦。</w:t>
+        <w:t xml:space="preserve"> 杜警官，这样您会有麻烦的。</w:t>
       </w:r>
     </w:p>
     <w:p>
@@ -956,7 +956,7 @@
         <w:t>苏敏:</w:t>
       </w:r>
       <w:r>
-        <w:t xml:space="preserve"> 你吃过了？</w:t>
+        <w:t xml:space="preserve"> 您吃过了？</w:t>
       </w:r>
     </w:p>
     <w:p>
@@ -1271,7 +1271,7 @@
     </w:p>
     <w:p>
       <w:r>
-        <w:t>(下午三点。接待桌后面，李雨彤正在帮一个来咨询的老太太登记。门被推开，进来一个五十出头的男人，穿着浅色夹克，手里拎着一个公文包，气质像干部。他站在门口，没往里走，目光一直落在李雨彤身上。)</w:t>
+        <w:t>(下午三点。接待桌后面，李雨彤正在帮一个来咨询的老太太登记。门被推开，进来一个五十出头的男人，穿着浅色夹克，手里拎着一个公文包，看上去像个干部。他站在门口，没往里走，目光一直落在李雨彤身上。)</w:t>
       </w:r>
     </w:p>
     <w:p>
@@ -1315,7 +1315,7 @@
         <w:t>李明山:</w:t>
       </w:r>
       <w:r>
-        <w:t xml:space="preserve"> 我来看看你每天在什么地方。(往屋里扫了一眼，扫到天花板的水渍，扫到角落的塑料桶，眉头皱紧) 这就是你说的“实习单位”？</w:t>
+        <w:t xml:space="preserve"> 我来看看你每天都待在什么地方。(往屋里扫了一眼，扫到天花板的水渍，扫到角落的塑料桶，眉头皱紧) 这就是你说的“实习单位”？</w:t>
       </w:r>
     </w:p>
     <w:p>
@@ -1682,7 +1682,7 @@
         <w:t>苏敏:</w:t>
       </w:r>
       <w:r>
-        <w:t xml:space="preserve"> ——我们不是韩老师，没有他那样的底气。他走了以后，我们两个人，加一个自愿者，一间漏雨的屋子——</w:t>
+        <w:t xml:space="preserve"> ——我们不是韩老师，没有他那样的底气。他走了以后，我们两个人，加一个志愿者，一间漏雨的屋子——</w:t>
       </w:r>
     </w:p>
     <w:p>
@@ -1698,7 +1698,7 @@
     </w:p>
     <w:p>
       <w:r>
-        <w:t>(苏敏停住了，嘴唇微微发白。沈知远重新戴上眼镜，把两个人的杯子里的凉茶倒进水盂，重新烧了一壶水。水还没开，他先开口了。)</w:t>
+        <w:t>(苏敏停住了，嘴唇微微发白。沈知远重新戴上眼镜，把两个人的杯子里的凉茶倒进茶盂，重新烧了一壶水。水还没开，他先开口了。)</w:t>
       </w:r>
     </w:p>
     <w:p>
@@ -2049,7 +2049,7 @@
         <w:t>严老汉:</w:t>
       </w:r>
       <w:r>
-        <w:t xml:space="preserve"> 水涨起来的时候，不是一下就涨满的。是一点一点，一天一寸，一天一寸。你站在岸上看，觉得没动。等你发现淹到脚脖子，已经晚了。(抬头看着他们) 我们那几个村，就是这么被淹的。慢慢来的，一点声音没有。所以你们昨天夜里，有人敲门，我一点不意外。慢慢来的东西，都是这样，不敲门，就是敲门的人想让你以为，没有人在敲。</w:t>
+        <w:t xml:space="preserve"> 水涨起来的时候，不是一下就涨满的。是一点一点，一天一寸，一天一寸。你站在岸上看，觉得没动。等你发现淹到脚脖子，已经晚了。(抬头看着他们) 我们那几个村，就是这么被淹的。慢慢来的，一点声音没有。所以你们前几天夜里，有人敲门，我一点不意外。慢慢来的东西，本来是不敲门的。有人敲门，就是想让你们怕。</w:t>
       </w:r>
     </w:p>
     <w:p>
@@ -2065,7 +2065,7 @@
         <w:t>严老汉:</w:t>
       </w:r>
       <w:r>
-        <w:t xml:space="preserve"> 我这个人，不识字，书没念过几年。但是我孙子课本上有一句，我记得。“富贵不能淫，贫贱不能移，威武不能屈。”他说是孟子说的。我说，哪个孟子？他说，一个很早很早的老头。我说，那他打过鱼吗？他说没有。(笑了，皱纹挤成一团) 我说，没打过鱼的人，也能说对话。</w:t>
+        <w:t xml:space="preserve"> 我这个人，不识几个字，书也没念过几年。但是我孙子课本上有一句，我记得。“富贵不能淫，贫贱不能移，威武不能屈。”他说是孟子说的。我说，哪个孟子？他说，一个很早很早的老头。我说，那他打过鱼吗？他说没有。(笑了，皱纹挤成一团) 我说，没打过鱼的人，也能说对话。</w:t>
       </w:r>
     </w:p>
     <w:p>
@@ -2231,7 +2231,7 @@
         <w:t>孟子 「滕文公下」:</w:t>
       </w:r>
       <w:r>
-        <w:t xml:space="preserve"> «富贵不能淫，贫贱不能移，威武不能屈，此之谓大丈夫。» — 한국어 해설: '부귀도 그를 흔들지 못하고, 빈천도 그의 뜻을 바꾸지 못하며, 위협과 무력도 그를 굽히지 못한다. 이런 사람을 대장부라 한다.' 장면 7에서 苏敏이 대학 시절 외웠던 이 문장을 꺼내고, 센터 벽에 걸린 韩守义의 '不' 자 종이들 맨 구석에서 "威武不能屈" 다섯 글자가 적힌 낡은 쪽지를 처음 발견한다. '그만둘까'라는 말이 오간 밤에 두 사람이 찻잔을 맞부딪치며 이튿날 문을 열기로 하는 배경이 된다. 장면 8에서는 글을 모르는 严老汉이 손자의 교과서에서 외운 같은 구절을 "물고기 안 잡아 본 사람도 맞는 말은 한다"며 되받아, 같은 말이 고전에서 어부의 입으로 건너오는 장면이 된다.</w:t>
+        <w:t xml:space="preserve"> «富贵不能淫，贫贱不能移，威武不能屈，此之谓大丈夫。» — 한국어 해설: '부귀도 그를 흔들지 못하고, 빈천도 그의 뜻을 바꾸지 못하며, 위협과 무력도 그를 굽히지 못한다. 이런 사람을 대장부라 한다.' 장면 7에서 苏敏이 대학 시절 외웠던 이 문장을 꺼내고, 센터 벽에 걸린 韩守义의 '不' 자 종이들 맨 구석에서 "威武不能屈" 다섯 글자가 적힌 낡은 쪽지를 처음 발견한다. '그만둘까'라는 말이 오간 밤에 두 사람이 찻잔을 맞부딪치며 이튿날 문을 열기로 하는 배경이 된다. 장면 8에서는 글을 거의 모르는 严老汉이 손자의 교과서에서 외운 같은 구절을 "물고기 안 잡아 본 사람도 맞는 말은 한다"며 되받아, 같은 말이 고전에서 어부의 입으로 건너오는 장면이 된다.</w:t>
       </w:r>
     </w:p>
     <w:p>
@@ -2274,7 +2274,7 @@
     </w:p>
     <w:p>
       <w:r>
-        <w:t>[7화 끝 — 다음 화 예고: 「新曜의 결과」(新曜的结论), 6월 초, 1년 넘게 끌어 온 新曜 사고 재조사의 결과가 발표된다. 책임자 처벌과 보상 재산정이 담긴 문서를 앞에 두고 柯庭岳은 두 번째로 센터의 문을 두드리고, 그와 贺副厅长이 오래된 동기였다는 사실이 드러난다.]</w:t>
+        <w:t>[7화 끝 — 다음 화 예고: 「신야오의 결론」(新曜的结论), 6월 초, 1년 넘게 끌어 온 新曜 사고 재조사의 결과가 발표된다. 책임자 처벌과 보상 재산정이 담긴 문서를 앞에 두고 柯庭岳은 두 번째로 센터의 문을 두드리고, 그와 贺副厅长이 오래된 동기였다는 사실이 드러난다.]</w:t>
       </w:r>
     </w:p>
     <w:sectPr>

--- a/중국어_대화문/3부_docx/3부_07화_밤의_노크.docx
+++ b/중국어_대화문/3부_docx/3부_07화_밤의_노크.docx
@@ -18,7 +18,7 @@
         <w:t>등장인물:</w:t>
       </w:r>
       <w:r>
-        <w:t xml:space="preserve"> 쑤민 苏敏(30세, 明灯法律援助中心 변호사) / 선즈위안 沈知远(29세, 같은 센터 변호사) / 리위퉁 李雨彤(22세, 2016년 6월 졸업 예정, 센터 자원활동가) / 메이뤄란 梅若兰(60대 후반, 퇴직한 律师协会 서기, 센터 고문) / 거창린 葛长林(72세, 시계 수리공, 센터 앞 수리 좌판) / 두젠핑 杜建平(44세, 槐荫派出所 社区民警) / 옌 노인 严老汉 严海生(65세, 龙潭 상류 柳坪乡 이주민 대표) / 위더순 余德顺(57세, 柳坪乡 이주민 대표, 위임 철회자) / 루구이화 陆桂花(49세, 柳坪乡 이주민 대표, 위임 철회자) / 리밍산 李明山(52세, 李雨彤의 아버지, 清河县 공무원) / 중 사장 钟老板(55세, 건물주) / 마 아주머니 马婶(油条 노점) / 선궈칭 沈国庆(전화, 62세)</w:t>
+        <w:t xml:space="preserve"> 쑤민 苏敏(30세, 明灯法律援助中心 변호사) / 선즈위안 沈知远(29세, 같은 센터 변호사) / 리위퉁 李雨彤(22세, 2016년 6월 졸업 예정, 센터 자원활동가) / 메이뤄란 梅若兰(60대 후반, 퇴직한 律师协会 서기, 센터 고문) / 거창린 葛长林(72세, 시계 수리공, 센터 앞 수리 좌판) / 두젠핑 杜建平(44세, 槐荫派出所 社区民警) / 옌 노인 严老汉 严海生(65세, 龙潭 상류 柳坪乡 이주민 대표) / 위더순 余德顺(57세, 柳坪乡 이주민 대표, 위임 철회자) / 루구이화 陆桂花(49세, 柳坪乡 이주민 대표, 위임 철회자) / 리밍산 李明山(52세, 李雨彤의 아버지, 清河县 공무원) / 중 사장 钟老板(55세, 건물주) / 마 아주머니 马婶(油条 노점)</w:t>
       </w:r>
     </w:p>
     <w:p>
@@ -2027,7 +2027,7 @@
         <w:t>严老汉:</w:t>
       </w:r>
       <w:r>
-        <w:t xml:space="preserve"> 你们先别说。你们听我说。(把那个报纸包放到地上，打开，里面是一块发乌的铅坠，拇指大小，上面挂着一截发黑的麻线) 这是我爹留下来的铅坠。一九八七年发大水，他那条船被冲走之前，就是用它钓上来最后一尾鱼。龙潭那片水，我打了四十年鱼，它一直在我身上。</w:t>
+        <w:t xml:space="preserve"> 你们先别说。你们听我说。(把那个报纸包放到地上，打开，里面是一块发乌的铅坠，拇指大小，上面挂着一截发黑的麻线) 这是我爹留下来的铅坠。一九八七年发大水，他那条船被冲走之前，就是用它钓上来最后一尾鱼。龙潭那片水，我年轻时打鱼，后来修了四十年船，它一直在我身上。</w:t>
       </w:r>
     </w:p>
     <w:p>
@@ -2049,7 +2049,7 @@
         <w:t>严老汉:</w:t>
       </w:r>
       <w:r>
-        <w:t xml:space="preserve"> 水涨起来的时候，不是一下就涨满的。是一点一点，一天一寸，一天一寸。你站在岸上看，觉得没动。等你发现淹到脚脖子，已经晚了。(抬头看着他们) 我们那几个村，就是这么被淹的。慢慢来的，一点声音没有。所以你们前几天夜里，有人敲门，我一点不意外。慢慢来的东西，本来是不敲门的。有人敲门，就是想让你们怕。</w:t>
+        <w:t xml:space="preserve"> 水涨起来的时候，不是一下就涨满的。是一点一点，一寸一寸。你站在岸上看，觉得没动。等你发现淹到脚脖子，已经晚了。(抬头看着他们) 我们那几个村，就是这么被淹的。慢慢来的，一点声音没有。所以你们前几天夜里，有人敲门，我一点不意外。慢慢来的东西，本来是不敲门的。有人敲门，就是想让你们怕。</w:t>
       </w:r>
     </w:p>
     <w:p>
@@ -2065,7 +2065,7 @@
         <w:t>严老汉:</w:t>
       </w:r>
       <w:r>
-        <w:t xml:space="preserve"> 我这个人，不识几个字，书也没念过几年。但是我孙子课本上有一句，我记得。“富贵不能淫，贫贱不能移，威武不能屈。”他说是孟子说的。我说，哪个孟子？他说，一个很早很早的老头。我说，那他打过鱼吗？他说没有。(笑了，皱纹挤成一团) 我说，没打过鱼的人，也能说对话。</w:t>
+        <w:t xml:space="preserve"> 我这个人，不识几个字，书也没念过几年。但是我孙子小时候的课本上有一句，我记得。“富贵不能淫，贫贱不能移，威武不能屈。”他说是孟子说的。我说，哪个孟子？他说，一个很早很早的老头。我说，那他打过鱼吗？他说没有。(笑了，皱纹挤成一团) 我说，没打过鱼的人，也能说对话。</w:t>
       </w:r>
     </w:p>
     <w:p>
